--- a/docs/report.docx
+++ b/docs/report.docx
@@ -3336,7 +3336,7 @@
           <w:i w:val="0"/>
           <w:sz w:val="26"/>
         </w:rPr>
-        <w:t>Tầng thứ hai là bộ phân loại dựa trên LLM, chỉ được kích hoạt cho những trường hợp mà tầng luật không đủ cơ sở kết luận. Ở tầng này, một mô hình ngôn ngữ được giao nhiệm vụ đánh giá yêu cầu trong ngữ cảnh và phân loại có phải là một mưu toan prompt injection hay không. Việc chỉ gọi tầng LLM khi cần giúp hạn chế chi phí và độ trễ trong khi vẫn xử lý được các trường hợp tinh vi mà luật cứng khó bao quát. Kết quả cuối cùng của cơ chế là một kết luận về tính an toàn của yêu cầu kèm lý do, nếu phát hiện dấu hiệu prompt injection thì yêu cầu bị từ chối trước khi tới các bước kiểm tra quyền và kiểm tra lệnh. Luồng hoạt động hai tầng được minh họa ở Hình 3.3.</w:t>
+        <w:t>Tầng thứ hai là bộ phân loại dựa trên LLM, được giao nhiệm vụ đánh giá yêu cầu trong ngữ cảnh và phân loại có phải là một mưu toan prompt injection hay không đối với những trường hợp mà tầng luật không chặn dứt khoát. Một quyết định thiết kế quan trọng là xác định những trường hợp nào không bị tầng luật chặn sẽ được chuyển tiếp (escalate) tới tầng LLM. Báo cáo khảo sát hai chiến lược chuyển tiếp để làm rõ sự đánh đổi giữa độ phủ phát hiện với chi phí. Chiến lược thứ nhất, ký hiệu A, chỉ chuyển tiếp những trường hợp tầng luật không đủ cơ sở kết luận, còn các yêu cầu được tầng luật xem là an toàn thì được chấp nhận ngay. Chiến lược này gọi tầng LLM cho rất ít yêu cầu nên chi phí và độ trễ tăng thêm ở mức thấp, nhưng độ phủ phát hiện bị giới hạn bởi khả năng của tầng luật trong việc nhận diện trường hợp đáng ngờ. Chiến lược thứ hai, ký hiệu B, chuyển tiếp mọi yêu cầu không bị tầng luật chặn tới tầng LLM, tức coi phán quyết an toàn của tầng luật là chưa đủ tin cậy. Chiến lược này nâng đáng kể độ phủ phát hiện nhưng phải gọi tầng LLM cho gần như mọi yêu cầu, làm tăng chi phí và độ trễ. Sự đánh đổi giữa hai chiến lược được phân tích định lượng ở mục 3.4.2. Trong cả hai chiến lược, kết quả cuối cùng là một kết luận về tính an toàn kèm lý do, nếu phát hiện dấu hiệu prompt injection thì yêu cầu bị từ chối trước khi tới các bước kiểm tra quyền và kiểm tra lệnh. Luồng hoạt động hai tầng được minh họa ở Hình 3.3.</w:t>
       </w:r>
     </w:p>
     <w:p>
@@ -3436,7 +3436,7 @@
           <w:i w:val="0"/>
           <w:sz w:val="26"/>
         </w:rPr>
-        <w:t>Mô hình phân quyền trong thử nghiệm gồm một số vai trò tiêu biểu như quản trị viên, người vận hành và khách, mỗi vai trò được cấp quyền trên những nhóm thiết bị nhất định, bổ sung các điều kiện theo ngữ cảnh như khung giờ cho phép. Để khảo sát ảnh hưởng của năng lực mô hình ngôn ngữ tới hành vi của hệ thống, thử nghiệm được chạy và so sánh trên hai mô hình LLM khác nhau là deepseek-v4-flash và gemma-4-E2B, đều được truy cập thông qua LangChain. Dữ liệu đánh giá gồm hai phần, một bộ kịch bản IoT tự tạo bằng script làm dữ liệu chính và bộ dữ liệu công khai deepset/prompt-injections [11] dùng để đánh giá khả năng tổng quát của cơ chế phát hiện prompt injection. Cấu hình môi trường được tổng hợp trong Bảng 3.1.</w:t>
+        <w:t>Mô hình phân quyền trong thử nghiệm gồm một số vai trò tiêu biểu như quản trị viên, người vận hành và khách, mỗi vai trò được cấp quyền trên những nhóm thiết bị nhất định, bổ sung các điều kiện theo ngữ cảnh như khung giờ cho phép. Tầng LLM của bộ phát hiện prompt injection sử dụng mô hình deepseek-v4-flash, được truy cập qua API thông qua LangChain. Thay vì so sánh nhiều mô hình, thử nghiệm tập trung khảo sát hai chiến lược chuyển tiếp của bộ phát hiện hai tầng đã trình bày ở mục 3.2.4, ký hiệu A và B, nhằm làm rõ sự đánh đổi giữa độ phủ phát hiện và chi phí. Dữ liệu đánh giá gồm hai phần, một bộ kịch bản IoT tự tạo bằng script làm dữ liệu chính và ba bộ dữ liệu công khai về prompt injection là deepset/prompt-injections [11], xTRam1/safe-guard-prompt-injection [13] và jackhhao/jailbreak-classification [14] dùng để đánh giá khả năng tổng quát của cơ chế phát hiện. Cấu hình môi trường được tổng hợp trong Bảng 3.1.</w:t>
       </w:r>
     </w:p>
     <w:p>
@@ -3582,7 +3582,7 @@
                 <w:i w:val="0"/>
                 <w:sz w:val="26"/>
               </w:rPr>
-              <w:t>Mô hình LLM</w:t>
+              <w:t>Mô hình LLM (tầng 2)</w:t>
             </w:r>
           </w:p>
         </w:tc>
@@ -3599,7 +3599,7 @@
                 <w:i w:val="0"/>
                 <w:sz w:val="26"/>
               </w:rPr>
-              <w:t>deepseek-v4-flash và gemma-4-E2B, truy cập qua LangChain</w:t>
+              <w:t>deepseek-v4-flash, truy cập qua API bằng LangChain</w:t>
             </w:r>
           </w:p>
         </w:tc>
@@ -3707,7 +3707,7 @@
                 <w:i w:val="0"/>
                 <w:sz w:val="26"/>
               </w:rPr>
-              <w:t>Kịch bản IoT tự tạo và deepset/prompt-injections [11]</w:t>
+              <w:t>Kịch bản IoT tự tạo và ba bộ dữ liệu công khai [11], [13], [14]</w:t>
             </w:r>
           </w:p>
         </w:tc>
@@ -4382,7 +4382,7 @@
                 <w:i w:val="0"/>
                 <w:sz w:val="26"/>
               </w:rPr>
-              <w:t>Mẫu từ deepset/prompt-injections [11]</w:t>
+              <w:t>Mẫu từ các bộ dữ liệu công khai [11], [13], [14]</w:t>
             </w:r>
           </w:p>
         </w:tc>
@@ -4573,7 +4573,7 @@
           <w:i w:val="0"/>
           <w:sz w:val="26"/>
         </w:rPr>
-        <w:t>LLM Agent được tích hợp thông qua LangChain. Lớp công cụ điều khiển được bọc lại để mọi lời gọi đều đi qua middleware trước khi tới trình mô phỏng. Bộ phát hiện prompt injection được hiện thực theo thiết kế hai tầng ở mục 3.2.4, trong đó tầng thứ nhất là bộ lọc theo luật dùng biểu thức chính quy (regular expression) và tầng thứ hai là bộ phân loại dựa trên LLM chỉ được gọi cho các trường hợp không chắc chắn. Bộ phân loại yêu cầu mô hình trả về kết quả có cấu trúc (structured output) thay vì văn bản tự do để việc đọc phán quyết được ổn định giữa các mô hình. Thực nghiệm sử dụng hai mô hình ngôn ngữ đã nêu ở mục 3.3.1, trong đó mô hình gọi qua API được cấu hình ở chế độ non-thinking để tương thích với đầu ra có cấu trúc, còn mô hình cục bộ chạy qua Ollama.</w:t>
+        <w:t>LLM Agent được tích hợp thông qua LangChain. Lớp công cụ điều khiển được bọc lại để mọi lời gọi đều đi qua middleware trước khi tới trình mô phỏng. Bộ phát hiện prompt injection được hiện thực theo thiết kế hai tầng ở mục 3.2.4, trong đó tầng thứ nhất là bộ lọc theo luật dùng biểu thức chính quy (regular expression) và tầng thứ hai là bộ phân loại dựa trên LLM. Việc quyết định chuyển tiếp trường hợp nào tới tầng LLM được điều khiển bằng một tham số chiến lược, nhờ đó cả hai chiến lược chuyển tiếp A và B ở mục 3.2.4 đều chạy được trên cùng một hiện thực mà không phải sửa mã lõi. Bộ phân loại yêu cầu mô hình trả về kết quả có cấu trúc (structured output) thay vì văn bản tự do để việc đọc phán quyết được ổn định. Mô hình deepseek-v4-flash được gọi qua API và cấu hình ở chế độ non-thinking để tương thích với đầu ra có cấu trúc.</w:t>
       </w:r>
     </w:p>
     <w:p>
@@ -5041,7 +5041,7 @@
           <w:i w:val="0"/>
           <w:sz w:val="26"/>
         </w:rPr>
-        <w:t>Cơ chế phát hiện prompt injection được đánh giá như một bài toán phân loại nhị phân, trong đó một phán quyết từ chối được coi là dự đoán "có injection". Việc đánh giá thực hiện trên bộ kịch bản tự tạo cùng ba bộ dữ liệu công khai là deepset/prompt-injections [11], xTRam1/safe-guard-prompt-injection [13] và jackhhao/jailbreak-classification [14]. Ba cấu hình được so sánh gồm bộ phát hiện chỉ dùng tầng luật, bộ phát hiện hai tầng với mô hình cục bộ (gemma-4-E2B) và bộ phát hiện hai tầng với mô hình gọi qua API (deepseek-v4-flash). Các chỉ số gồm precision, recall, F1 và accuracy được tổng hợp trong Bảng 3.4.</w:t>
+        <w:t>Cơ chế phát hiện prompt injection được đánh giá như một bài toán phân loại nhị phân, trong đó một phán quyết từ chối được coi là dự đoán "có injection". Việc đánh giá thực hiện trên bộ kịch bản tự tạo cùng ba bộ dữ liệu công khai là deepset/prompt-injections [11], xTRam1/safe-guard-prompt-injection [13] và jackhhao/jailbreak-classification [14]. Ba cấu hình được so sánh gồm bộ phát hiện chỉ dùng tầng luật làm mốc cơ sở, bộ phát hiện hai tầng theo chiến lược chuyển tiếp A (chỉ chuyển tiếp ca không chắc chắn) và bộ phát hiện hai tầng theo chiến lược chuyển tiếp B (chuyển tiếp mọi ca không bị tầng luật chặn), cả hai chiến lược đều dùng cùng mô hình deepseek-v4-flash ở tầng LLM. Các chỉ số gồm precision, recall, F1 và accuracy được tổng hợp trong Bảng 3.4.</w:t>
       </w:r>
     </w:p>
     <w:p>
@@ -5299,7 +5299,7 @@
                 <w:i w:val="0"/>
                 <w:sz w:val="26"/>
               </w:rPr>
-              <w:t>Hai tầng + gemma</w:t>
+              <w:t>Hai tầng (A)</w:t>
             </w:r>
           </w:p>
         </w:tc>
@@ -5394,7 +5394,7 @@
                 <w:i w:val="0"/>
                 <w:sz w:val="26"/>
               </w:rPr>
-              <w:t>Hai tầng + deepseek</w:t>
+              <w:t>Hai tầng (B)</w:t>
             </w:r>
           </w:p>
         </w:tc>
@@ -5593,102 +5593,7 @@
                 <w:i w:val="0"/>
                 <w:sz w:val="26"/>
               </w:rPr>
-              <w:t>Hai tầng + gemma</w:t>
-            </w:r>
-          </w:p>
-        </w:tc>
-        <w:tc>
-          <w:tcPr>
-            <w:tcW w:type="dxa" w:w="1440"/>
-          </w:tcPr>
-          <w:p>
-            <w:r/>
-            <w:r>
-              <w:rPr>
-                <w:rFonts w:ascii="Times New Roman" w:hAnsi="Times New Roman" w:cs="Times New Roman" w:eastAsia="Times New Roman"/>
-                <w:b w:val="0"/>
-                <w:i w:val="0"/>
-                <w:sz w:val="26"/>
-              </w:rPr>
-              <w:t>1,00</w:t>
-            </w:r>
-          </w:p>
-        </w:tc>
-        <w:tc>
-          <w:tcPr>
-            <w:tcW w:type="dxa" w:w="1440"/>
-          </w:tcPr>
-          <w:p>
-            <w:r/>
-            <w:r>
-              <w:rPr>
-                <w:rFonts w:ascii="Times New Roman" w:hAnsi="Times New Roman" w:cs="Times New Roman" w:eastAsia="Times New Roman"/>
-                <w:b w:val="0"/>
-                <w:i w:val="0"/>
-                <w:sz w:val="26"/>
-              </w:rPr>
-              <w:t>0,10</w:t>
-            </w:r>
-          </w:p>
-        </w:tc>
-        <w:tc>
-          <w:tcPr>
-            <w:tcW w:type="dxa" w:w="1440"/>
-          </w:tcPr>
-          <w:p>
-            <w:r/>
-            <w:r>
-              <w:rPr>
-                <w:rFonts w:ascii="Times New Roman" w:hAnsi="Times New Roman" w:cs="Times New Roman" w:eastAsia="Times New Roman"/>
-                <w:b w:val="0"/>
-                <w:i w:val="0"/>
-                <w:sz w:val="26"/>
-              </w:rPr>
-              <w:t>0,18</w:t>
-            </w:r>
-          </w:p>
-        </w:tc>
-        <w:tc>
-          <w:tcPr>
-            <w:tcW w:type="dxa" w:w="1440"/>
-          </w:tcPr>
-          <w:p>
-            <w:r/>
-            <w:r>
-              <w:rPr>
-                <w:rFonts w:ascii="Times New Roman" w:hAnsi="Times New Roman" w:cs="Times New Roman" w:eastAsia="Times New Roman"/>
-                <w:b w:val="0"/>
-                <w:i w:val="0"/>
-                <w:sz w:val="26"/>
-              </w:rPr>
-              <w:t>0,53</w:t>
-            </w:r>
-          </w:p>
-        </w:tc>
-      </w:tr>
-      <w:tr>
-        <w:tc>
-          <w:tcPr>
-            <w:tcW w:type="dxa" w:w="1440"/>
-          </w:tcPr>
-          <w:p>
-            <w:r/>
-          </w:p>
-        </w:tc>
-        <w:tc>
-          <w:tcPr>
-            <w:tcW w:type="dxa" w:w="1440"/>
-          </w:tcPr>
-          <w:p>
-            <w:r/>
-            <w:r>
-              <w:rPr>
-                <w:rFonts w:ascii="Times New Roman" w:hAnsi="Times New Roman" w:cs="Times New Roman" w:eastAsia="Times New Roman"/>
-                <w:b w:val="0"/>
-                <w:i w:val="0"/>
-                <w:sz w:val="26"/>
-              </w:rPr>
-              <w:t>Hai tầng + deepseek</w:t>
+              <w:t>Hai tầng (A)</w:t>
             </w:r>
           </w:p>
         </w:tc>
@@ -5757,6 +5662,101 @@
                 <w:sz w:val="26"/>
               </w:rPr>
               <w:t>0,58</w:t>
+            </w:r>
+          </w:p>
+        </w:tc>
+      </w:tr>
+      <w:tr>
+        <w:tc>
+          <w:tcPr>
+            <w:tcW w:type="dxa" w:w="1440"/>
+          </w:tcPr>
+          <w:p>
+            <w:r/>
+          </w:p>
+        </w:tc>
+        <w:tc>
+          <w:tcPr>
+            <w:tcW w:type="dxa" w:w="1440"/>
+          </w:tcPr>
+          <w:p>
+            <w:r/>
+            <w:r>
+              <w:rPr>
+                <w:rFonts w:ascii="Times New Roman" w:hAnsi="Times New Roman" w:cs="Times New Roman" w:eastAsia="Times New Roman"/>
+                <w:b w:val="0"/>
+                <w:i w:val="0"/>
+                <w:sz w:val="26"/>
+              </w:rPr>
+              <w:t>Hai tầng (B)</w:t>
+            </w:r>
+          </w:p>
+        </w:tc>
+        <w:tc>
+          <w:tcPr>
+            <w:tcW w:type="dxa" w:w="1440"/>
+          </w:tcPr>
+          <w:p>
+            <w:r/>
+            <w:r>
+              <w:rPr>
+                <w:rFonts w:ascii="Times New Roman" w:hAnsi="Times New Roman" w:cs="Times New Roman" w:eastAsia="Times New Roman"/>
+                <w:b w:val="0"/>
+                <w:i w:val="0"/>
+                <w:sz w:val="26"/>
+              </w:rPr>
+              <w:t>0,97</w:t>
+            </w:r>
+          </w:p>
+        </w:tc>
+        <w:tc>
+          <w:tcPr>
+            <w:tcW w:type="dxa" w:w="1440"/>
+          </w:tcPr>
+          <w:p>
+            <w:r/>
+            <w:r>
+              <w:rPr>
+                <w:rFonts w:ascii="Times New Roman" w:hAnsi="Times New Roman" w:cs="Times New Roman" w:eastAsia="Times New Roman"/>
+                <w:b w:val="0"/>
+                <w:i w:val="0"/>
+                <w:sz w:val="26"/>
+              </w:rPr>
+              <w:t>0,62</w:t>
+            </w:r>
+          </w:p>
+        </w:tc>
+        <w:tc>
+          <w:tcPr>
+            <w:tcW w:type="dxa" w:w="1440"/>
+          </w:tcPr>
+          <w:p>
+            <w:r/>
+            <w:r>
+              <w:rPr>
+                <w:rFonts w:ascii="Times New Roman" w:hAnsi="Times New Roman" w:cs="Times New Roman" w:eastAsia="Times New Roman"/>
+                <w:b w:val="0"/>
+                <w:i w:val="0"/>
+                <w:sz w:val="26"/>
+              </w:rPr>
+              <w:t>0,76</w:t>
+            </w:r>
+          </w:p>
+        </w:tc>
+        <w:tc>
+          <w:tcPr>
+            <w:tcW w:type="dxa" w:w="1440"/>
+          </w:tcPr>
+          <w:p>
+            <w:r/>
+            <w:r>
+              <w:rPr>
+                <w:rFonts w:ascii="Times New Roman" w:hAnsi="Times New Roman" w:cs="Times New Roman" w:eastAsia="Times New Roman"/>
+                <w:b w:val="0"/>
+                <w:i w:val="0"/>
+                <w:sz w:val="26"/>
+              </w:rPr>
+              <w:t>0,79</w:t>
             </w:r>
           </w:p>
         </w:tc>
@@ -5887,102 +5887,7 @@
                 <w:i w:val="0"/>
                 <w:sz w:val="26"/>
               </w:rPr>
-              <w:t>Hai tầng + gemma</w:t>
-            </w:r>
-          </w:p>
-        </w:tc>
-        <w:tc>
-          <w:tcPr>
-            <w:tcW w:type="dxa" w:w="1440"/>
-          </w:tcPr>
-          <w:p>
-            <w:r/>
-            <w:r>
-              <w:rPr>
-                <w:rFonts w:ascii="Times New Roman" w:hAnsi="Times New Roman" w:cs="Times New Roman" w:eastAsia="Times New Roman"/>
-                <w:b w:val="0"/>
-                <w:i w:val="0"/>
-                <w:sz w:val="26"/>
-              </w:rPr>
-              <w:t>1,00</w:t>
-            </w:r>
-          </w:p>
-        </w:tc>
-        <w:tc>
-          <w:tcPr>
-            <w:tcW w:type="dxa" w:w="1440"/>
-          </w:tcPr>
-          <w:p>
-            <w:r/>
-            <w:r>
-              <w:rPr>
-                <w:rFonts w:ascii="Times New Roman" w:hAnsi="Times New Roman" w:cs="Times New Roman" w:eastAsia="Times New Roman"/>
-                <w:b w:val="0"/>
-                <w:i w:val="0"/>
-                <w:sz w:val="26"/>
-              </w:rPr>
-              <w:t>0,26</w:t>
-            </w:r>
-          </w:p>
-        </w:tc>
-        <w:tc>
-          <w:tcPr>
-            <w:tcW w:type="dxa" w:w="1440"/>
-          </w:tcPr>
-          <w:p>
-            <w:r/>
-            <w:r>
-              <w:rPr>
-                <w:rFonts w:ascii="Times New Roman" w:hAnsi="Times New Roman" w:cs="Times New Roman" w:eastAsia="Times New Roman"/>
-                <w:b w:val="0"/>
-                <w:i w:val="0"/>
-                <w:sz w:val="26"/>
-              </w:rPr>
-              <w:t>0,41</w:t>
-            </w:r>
-          </w:p>
-        </w:tc>
-        <w:tc>
-          <w:tcPr>
-            <w:tcW w:type="dxa" w:w="1440"/>
-          </w:tcPr>
-          <w:p>
-            <w:r/>
-            <w:r>
-              <w:rPr>
-                <w:rFonts w:ascii="Times New Roman" w:hAnsi="Times New Roman" w:cs="Times New Roman" w:eastAsia="Times New Roman"/>
-                <w:b w:val="0"/>
-                <w:i w:val="0"/>
-                <w:sz w:val="26"/>
-              </w:rPr>
-              <w:t>0,77</w:t>
-            </w:r>
-          </w:p>
-        </w:tc>
-      </w:tr>
-      <w:tr>
-        <w:tc>
-          <w:tcPr>
-            <w:tcW w:type="dxa" w:w="1440"/>
-          </w:tcPr>
-          <w:p>
-            <w:r/>
-          </w:p>
-        </w:tc>
-        <w:tc>
-          <w:tcPr>
-            <w:tcW w:type="dxa" w:w="1440"/>
-          </w:tcPr>
-          <w:p>
-            <w:r/>
-            <w:r>
-              <w:rPr>
-                <w:rFonts w:ascii="Times New Roman" w:hAnsi="Times New Roman" w:cs="Times New Roman" w:eastAsia="Times New Roman"/>
-                <w:b w:val="0"/>
-                <w:i w:val="0"/>
-                <w:sz w:val="26"/>
-              </w:rPr>
-              <w:t>Hai tầng + deepseek</w:t>
+              <w:t>Hai tầng (A)</w:t>
             </w:r>
           </w:p>
         </w:tc>
@@ -6051,6 +5956,101 @@
                 <w:sz w:val="26"/>
               </w:rPr>
               <w:t>0,77</w:t>
+            </w:r>
+          </w:p>
+        </w:tc>
+      </w:tr>
+      <w:tr>
+        <w:tc>
+          <w:tcPr>
+            <w:tcW w:type="dxa" w:w="1440"/>
+          </w:tcPr>
+          <w:p>
+            <w:r/>
+          </w:p>
+        </w:tc>
+        <w:tc>
+          <w:tcPr>
+            <w:tcW w:type="dxa" w:w="1440"/>
+          </w:tcPr>
+          <w:p>
+            <w:r/>
+            <w:r>
+              <w:rPr>
+                <w:rFonts w:ascii="Times New Roman" w:hAnsi="Times New Roman" w:cs="Times New Roman" w:eastAsia="Times New Roman"/>
+                <w:b w:val="0"/>
+                <w:i w:val="0"/>
+                <w:sz w:val="26"/>
+              </w:rPr>
+              <w:t>Hai tầng (B)</w:t>
+            </w:r>
+          </w:p>
+        </w:tc>
+        <w:tc>
+          <w:tcPr>
+            <w:tcW w:type="dxa" w:w="1440"/>
+          </w:tcPr>
+          <w:p>
+            <w:r/>
+            <w:r>
+              <w:rPr>
+                <w:rFonts w:ascii="Times New Roman" w:hAnsi="Times New Roman" w:cs="Times New Roman" w:eastAsia="Times New Roman"/>
+                <w:b w:val="0"/>
+                <w:i w:val="0"/>
+                <w:sz w:val="26"/>
+              </w:rPr>
+              <w:t>0,85</w:t>
+            </w:r>
+          </w:p>
+        </w:tc>
+        <w:tc>
+          <w:tcPr>
+            <w:tcW w:type="dxa" w:w="1440"/>
+          </w:tcPr>
+          <w:p>
+            <w:r/>
+            <w:r>
+              <w:rPr>
+                <w:rFonts w:ascii="Times New Roman" w:hAnsi="Times New Roman" w:cs="Times New Roman" w:eastAsia="Times New Roman"/>
+                <w:b w:val="0"/>
+                <w:i w:val="0"/>
+                <w:sz w:val="26"/>
+              </w:rPr>
+              <w:t>0,91</w:t>
+            </w:r>
+          </w:p>
+        </w:tc>
+        <w:tc>
+          <w:tcPr>
+            <w:tcW w:type="dxa" w:w="1440"/>
+          </w:tcPr>
+          <w:p>
+            <w:r/>
+            <w:r>
+              <w:rPr>
+                <w:rFonts w:ascii="Times New Roman" w:hAnsi="Times New Roman" w:cs="Times New Roman" w:eastAsia="Times New Roman"/>
+                <w:b w:val="0"/>
+                <w:i w:val="0"/>
+                <w:sz w:val="26"/>
+              </w:rPr>
+              <w:t>0,88</w:t>
+            </w:r>
+          </w:p>
+        </w:tc>
+        <w:tc>
+          <w:tcPr>
+            <w:tcW w:type="dxa" w:w="1440"/>
+          </w:tcPr>
+          <w:p>
+            <w:r/>
+            <w:r>
+              <w:rPr>
+                <w:rFonts w:ascii="Times New Roman" w:hAnsi="Times New Roman" w:cs="Times New Roman" w:eastAsia="Times New Roman"/>
+                <w:b w:val="0"/>
+                <w:i w:val="0"/>
+                <w:sz w:val="26"/>
+              </w:rPr>
+              <w:t>0,92</w:t>
             </w:r>
           </w:p>
         </w:tc>
@@ -6181,102 +6181,7 @@
                 <w:i w:val="0"/>
                 <w:sz w:val="26"/>
               </w:rPr>
-              <w:t>Hai tầng + gemma</w:t>
-            </w:r>
-          </w:p>
-        </w:tc>
-        <w:tc>
-          <w:tcPr>
-            <w:tcW w:type="dxa" w:w="1440"/>
-          </w:tcPr>
-          <w:p>
-            <w:r/>
-            <w:r>
-              <w:rPr>
-                <w:rFonts w:ascii="Times New Roman" w:hAnsi="Times New Roman" w:cs="Times New Roman" w:eastAsia="Times New Roman"/>
-                <w:b w:val="0"/>
-                <w:i w:val="0"/>
-                <w:sz w:val="26"/>
-              </w:rPr>
-              <w:t>0,99</w:t>
-            </w:r>
-          </w:p>
-        </w:tc>
-        <w:tc>
-          <w:tcPr>
-            <w:tcW w:type="dxa" w:w="1440"/>
-          </w:tcPr>
-          <w:p>
-            <w:r/>
-            <w:r>
-              <w:rPr>
-                <w:rFonts w:ascii="Times New Roman" w:hAnsi="Times New Roman" w:cs="Times New Roman" w:eastAsia="Times New Roman"/>
-                <w:b w:val="0"/>
-                <w:i w:val="0"/>
-                <w:sz w:val="26"/>
-              </w:rPr>
-              <w:t>0,50</w:t>
-            </w:r>
-          </w:p>
-        </w:tc>
-        <w:tc>
-          <w:tcPr>
-            <w:tcW w:type="dxa" w:w="1440"/>
-          </w:tcPr>
-          <w:p>
-            <w:r/>
-            <w:r>
-              <w:rPr>
-                <w:rFonts w:ascii="Times New Roman" w:hAnsi="Times New Roman" w:cs="Times New Roman" w:eastAsia="Times New Roman"/>
-                <w:b w:val="0"/>
-                <w:i w:val="0"/>
-                <w:sz w:val="26"/>
-              </w:rPr>
-              <w:t>0,67</w:t>
-            </w:r>
-          </w:p>
-        </w:tc>
-        <w:tc>
-          <w:tcPr>
-            <w:tcW w:type="dxa" w:w="1440"/>
-          </w:tcPr>
-          <w:p>
-            <w:r/>
-            <w:r>
-              <w:rPr>
-                <w:rFonts w:ascii="Times New Roman" w:hAnsi="Times New Roman" w:cs="Times New Roman" w:eastAsia="Times New Roman"/>
-                <w:b w:val="0"/>
-                <w:i w:val="0"/>
-                <w:sz w:val="26"/>
-              </w:rPr>
-              <w:t>0,73</w:t>
-            </w:r>
-          </w:p>
-        </w:tc>
-      </w:tr>
-      <w:tr>
-        <w:tc>
-          <w:tcPr>
-            <w:tcW w:type="dxa" w:w="1440"/>
-          </w:tcPr>
-          <w:p>
-            <w:r/>
-          </w:p>
-        </w:tc>
-        <w:tc>
-          <w:tcPr>
-            <w:tcW w:type="dxa" w:w="1440"/>
-          </w:tcPr>
-          <w:p>
-            <w:r/>
-            <w:r>
-              <w:rPr>
-                <w:rFonts w:ascii="Times New Roman" w:hAnsi="Times New Roman" w:cs="Times New Roman" w:eastAsia="Times New Roman"/>
-                <w:b w:val="0"/>
-                <w:i w:val="0"/>
-                <w:sz w:val="26"/>
-              </w:rPr>
-              <w:t>Hai tầng + deepseek</w:t>
+              <w:t>Hai tầng (A)</w:t>
             </w:r>
           </w:p>
         </w:tc>
@@ -6349,6 +6254,101 @@
           </w:p>
         </w:tc>
       </w:tr>
+      <w:tr>
+        <w:tc>
+          <w:tcPr>
+            <w:tcW w:type="dxa" w:w="1440"/>
+          </w:tcPr>
+          <w:p>
+            <w:r/>
+          </w:p>
+        </w:tc>
+        <w:tc>
+          <w:tcPr>
+            <w:tcW w:type="dxa" w:w="1440"/>
+          </w:tcPr>
+          <w:p>
+            <w:r/>
+            <w:r>
+              <w:rPr>
+                <w:rFonts w:ascii="Times New Roman" w:hAnsi="Times New Roman" w:cs="Times New Roman" w:eastAsia="Times New Roman"/>
+                <w:b w:val="0"/>
+                <w:i w:val="0"/>
+                <w:sz w:val="26"/>
+              </w:rPr>
+              <w:t>Hai tầng (B)</w:t>
+            </w:r>
+          </w:p>
+        </w:tc>
+        <w:tc>
+          <w:tcPr>
+            <w:tcW w:type="dxa" w:w="1440"/>
+          </w:tcPr>
+          <w:p>
+            <w:r/>
+            <w:r>
+              <w:rPr>
+                <w:rFonts w:ascii="Times New Roman" w:hAnsi="Times New Roman" w:cs="Times New Roman" w:eastAsia="Times New Roman"/>
+                <w:b w:val="0"/>
+                <w:i w:val="0"/>
+                <w:sz w:val="26"/>
+              </w:rPr>
+              <w:t>0,86</w:t>
+            </w:r>
+          </w:p>
+        </w:tc>
+        <w:tc>
+          <w:tcPr>
+            <w:tcW w:type="dxa" w:w="1440"/>
+          </w:tcPr>
+          <w:p>
+            <w:r/>
+            <w:r>
+              <w:rPr>
+                <w:rFonts w:ascii="Times New Roman" w:hAnsi="Times New Roman" w:cs="Times New Roman" w:eastAsia="Times New Roman"/>
+                <w:b w:val="0"/>
+                <w:i w:val="0"/>
+                <w:sz w:val="26"/>
+              </w:rPr>
+              <w:t>0,96</w:t>
+            </w:r>
+          </w:p>
+        </w:tc>
+        <w:tc>
+          <w:tcPr>
+            <w:tcW w:type="dxa" w:w="1440"/>
+          </w:tcPr>
+          <w:p>
+            <w:r/>
+            <w:r>
+              <w:rPr>
+                <w:rFonts w:ascii="Times New Roman" w:hAnsi="Times New Roman" w:cs="Times New Roman" w:eastAsia="Times New Roman"/>
+                <w:b w:val="0"/>
+                <w:i w:val="0"/>
+                <w:sz w:val="26"/>
+              </w:rPr>
+              <w:t>0,91</w:t>
+            </w:r>
+          </w:p>
+        </w:tc>
+        <w:tc>
+          <w:tcPr>
+            <w:tcW w:type="dxa" w:w="1440"/>
+          </w:tcPr>
+          <w:p>
+            <w:r/>
+            <w:r>
+              <w:rPr>
+                <w:rFonts w:ascii="Times New Roman" w:hAnsi="Times New Roman" w:cs="Times New Roman" w:eastAsia="Times New Roman"/>
+                <w:b w:val="0"/>
+                <w:i w:val="0"/>
+                <w:sz w:val="26"/>
+              </w:rPr>
+              <w:t>0,90</w:t>
+            </w:r>
+          </w:p>
+        </w:tc>
+      </w:tr>
     </w:tbl>
     <w:p>
       <w:pPr>
@@ -6361,7 +6361,7 @@
           <w:i w:val="0"/>
           <w:sz w:val="26"/>
         </w:rPr>
-        <w:t>Kết quả cho thấy bộ phát hiện hai tầng vượt trội so với cấu hình chỉ dùng tầng luật trên các bộ dữ liệu công khai. Mô hình mạnh hơn là deepseek cho F1 cao hơn mô hình cục bộ nhỏ gemma trên các bộ dữ liệu này, tuy khoảng cách không đều, rõ rệt trên bộ jailbreak nhưng gần như không đáng kể trên bộ safeguard. Trên bộ tự tạo, cả ba cấu hình đều đạt kết quả tuyệt đối vì các mẫu tấn công tự tạo đều tường minh và bị tầng luật bắt hết. Trên các bộ dữ liệu công khai vốn đa dạng và tinh vi hơn, khoảng cách năng lực giữa hai mô hình thể hiện rõ, ví dụ trên bộ jailbreak, F1 tăng từ 0,17 ở cấu hình chỉ dùng luật lên 0,67 với gemma và 0,74 với deepseek.</w:t>
+        <w:t>Trên bộ tự tạo, cả ba cấu hình đều đạt kết quả tuyệt đối vì các mẫu tấn công tự tạo đều tường minh và bị tầng luật bắt hết. Sự khác biệt chỉ bộc lộ trên các bộ dữ liệu công khai vốn đa dạng và tinh vi hơn. Ở đó, cấu hình chỉ dùng tầng luật có recall rất thấp, chẳng hạn bằng không trên bộ deepset và chỉ 0,16 trên bộ safeguard, cho thấy phần lớn mẫu injection tinh vi hoặc thuộc ngôn ngữ khác tiếng Anh lọt qua bộ lọc theo luật.</w:t>
       </w:r>
     </w:p>
     <w:p>
@@ -6375,7 +6375,21 @@
           <w:i w:val="0"/>
           <w:sz w:val="26"/>
         </w:rPr>
-        <w:t>Để làm rõ đóng góp của từng tầng, Bảng 3.5 tách riêng hiệu quả của tầng LLM trên đúng những trường hợp được tầng luật chuyển tiếp (escalate). Trên tập con này, deepseek đạt recall gần như tuyệt đối, còn gemma thấp hơn đáng kể, khẳng định lại chênh lệch năng lực giữa hai mô hình khi xử lý các trường hợp khó.</w:t>
+        <w:t>Hai chiến lược chuyển tiếp thể hiện rõ một sự đánh đổi. Chiến lược A cải thiện so với mốc chỉ dùng luật và giữ precision rất cao, gần như 1,00 trên cả ba bộ dữ liệu, nhưng recall vẫn thấp vì chỉ những ca được tầng luật đánh dấu không chắc chắn mới được đưa tới tầng LLM, còn nhiều mẫu injection bị tầng luật xem là an toàn nên không bao giờ được kiểm tra lại. Chiến lược B chuyển tiếp gần như mọi yêu cầu tới tầng LLM nên nâng recall và F1 lên rất mạnh, ví dụ F1 trên bộ safeguard tăng từ 0,42 lên 0,88, trên bộ jailbreak từ 0,74 lên 0,91 và trên bộ deepset từ 0,31 lên 0,76. Cái giá phải trả là precision giảm, từ 0,99 xuống 0,85 trên bộ safeguard tương ứng 101 cảnh báo nhầm trên 2.060 mẫu, và từ 0,99 xuống 0,86 trên bộ jailbreak, do tầng LLM giờ phải phán xét gần như toàn bộ lưu lượng nên tạo ra thêm một số cảnh báo nhầm trên các yêu cầu hợp lệ.</w:t>
+      </w:r>
+    </w:p>
+    <w:p>
+      <w:pPr>
+        <w:ind w:firstLine="720"/>
+      </w:pPr>
+      <w:r>
+        <w:rPr>
+          <w:rFonts w:ascii="Times New Roman" w:hAnsi="Times New Roman" w:cs="Times New Roman" w:eastAsia="Times New Roman"/>
+          <w:b w:val="0"/>
+          <w:i w:val="0"/>
+          <w:sz w:val="26"/>
+        </w:rPr>
+        <w:t>Để làm rõ cơ chế đằng sau sự đánh đổi này, Bảng 3.5 tách riêng số ca được chuyển tiếp tới tầng LLM theo từng chiến lược cùng recall và số cảnh báo nhầm của riêng tầng LLM trên tập đó.</w:t>
       </w:r>
     </w:p>
     <w:p>
@@ -6386,7 +6400,7 @@
         <w:rPr>
           <w:rFonts w:ascii="Times New Roman" w:hAnsi="Times New Roman" w:cs="Times New Roman" w:eastAsia="Times New Roman"/>
         </w:rPr>
-        <w:t>Bảng 3.5. Hiệu quả của tầng LLM trên các trường hợp được escalate</w:t>
+        <w:t>Bảng 3.5. Đóng góp của tầng LLM theo từng chiến lược chuyển tiếp</w:t>
       </w:r>
     </w:p>
     <w:tbl>
@@ -6396,15 +6410,16 @@
         <w:tblLook w:firstColumn="1" w:firstRow="1" w:lastColumn="0" w:lastRow="0" w:noHBand="0" w:noVBand="1" w:val="04A0"/>
       </w:tblPr>
       <w:tblGrid>
-        <w:gridCol w:w="2160"/>
-        <w:gridCol w:w="2160"/>
-        <w:gridCol w:w="2160"/>
-        <w:gridCol w:w="2160"/>
+        <w:gridCol w:w="1728"/>
+        <w:gridCol w:w="1728"/>
+        <w:gridCol w:w="1728"/>
+        <w:gridCol w:w="1728"/>
+        <w:gridCol w:w="1728"/>
       </w:tblGrid>
       <w:tr>
         <w:tc>
           <w:tcPr>
-            <w:tcW w:type="dxa" w:w="2160"/>
+            <w:tcW w:type="dxa" w:w="1728"/>
           </w:tcPr>
           <w:p>
             <w:r/>
@@ -6421,7 +6436,7 @@
         </w:tc>
         <w:tc>
           <w:tcPr>
-            <w:tcW w:type="dxa" w:w="2160"/>
+            <w:tcW w:type="dxa" w:w="1728"/>
           </w:tcPr>
           <w:p>
             <w:r/>
@@ -6432,13 +6447,13 @@
                 <w:i w:val="0"/>
                 <w:sz w:val="26"/>
               </w:rPr>
-              <w:t>Số ca escalate</w:t>
+              <w:t>Chiến lược</w:t>
             </w:r>
           </w:p>
         </w:tc>
         <w:tc>
           <w:tcPr>
-            <w:tcW w:type="dxa" w:w="2160"/>
+            <w:tcW w:type="dxa" w:w="1728"/>
           </w:tcPr>
           <w:p>
             <w:r/>
@@ -6449,13 +6464,13 @@
                 <w:i w:val="0"/>
                 <w:sz w:val="26"/>
               </w:rPr>
-              <w:t>Recall tầng LLM (gemma)</w:t>
+              <w:t>Số ca chuyển tiếp</w:t>
             </w:r>
           </w:p>
         </w:tc>
         <w:tc>
           <w:tcPr>
-            <w:tcW w:type="dxa" w:w="2160"/>
+            <w:tcW w:type="dxa" w:w="1728"/>
           </w:tcPr>
           <w:p>
             <w:r/>
@@ -6466,7 +6481,24 @@
                 <w:i w:val="0"/>
                 <w:sz w:val="26"/>
               </w:rPr>
-              <w:t>Recall tầng LLM (deepseek)</w:t>
+              <w:t>Recall tầng LLM</w:t>
+            </w:r>
+          </w:p>
+        </w:tc>
+        <w:tc>
+          <w:tcPr>
+            <w:tcW w:type="dxa" w:w="1728"/>
+          </w:tcPr>
+          <w:p>
+            <w:r/>
+            <w:r>
+              <w:rPr>
+                <w:rFonts w:ascii="Times New Roman" w:hAnsi="Times New Roman" w:cs="Times New Roman" w:eastAsia="Times New Roman"/>
+                <w:b/>
+                <w:i w:val="0"/>
+                <w:sz w:val="26"/>
+              </w:rPr>
+              <w:t>Cảnh báo nhầm tầng LLM</w:t>
             </w:r>
           </w:p>
         </w:tc>
@@ -6474,7 +6506,7 @@
       <w:tr>
         <w:tc>
           <w:tcPr>
-            <w:tcW w:type="dxa" w:w="2160"/>
+            <w:tcW w:type="dxa" w:w="1728"/>
           </w:tcPr>
           <w:p>
             <w:r/>
@@ -6491,7 +6523,24 @@
         </w:tc>
         <w:tc>
           <w:tcPr>
-            <w:tcW w:type="dxa" w:w="2160"/>
+            <w:tcW w:type="dxa" w:w="1728"/>
+          </w:tcPr>
+          <w:p>
+            <w:r/>
+            <w:r>
+              <w:rPr>
+                <w:rFonts w:ascii="Times New Roman" w:hAnsi="Times New Roman" w:cs="Times New Roman" w:eastAsia="Times New Roman"/>
+                <w:b w:val="0"/>
+                <w:i w:val="0"/>
+                <w:sz w:val="26"/>
+              </w:rPr>
+              <w:t>A</w:t>
+            </w:r>
+          </w:p>
+        </w:tc>
+        <w:tc>
+          <w:tcPr>
+            <w:tcW w:type="dxa" w:w="1728"/>
           </w:tcPr>
           <w:p>
             <w:r/>
@@ -6508,24 +6557,7 @@
         </w:tc>
         <w:tc>
           <w:tcPr>
-            <w:tcW w:type="dxa" w:w="2160"/>
-          </w:tcPr>
-          <w:p>
-            <w:r/>
-            <w:r>
-              <w:rPr>
-                <w:rFonts w:ascii="Times New Roman" w:hAnsi="Times New Roman" w:cs="Times New Roman" w:eastAsia="Times New Roman"/>
-                <w:b w:val="0"/>
-                <w:i w:val="0"/>
-                <w:sz w:val="26"/>
-              </w:rPr>
-              <w:t>0,55</w:t>
-            </w:r>
-          </w:p>
-        </w:tc>
-        <w:tc>
-          <w:tcPr>
-            <w:tcW w:type="dxa" w:w="2160"/>
+            <w:tcW w:type="dxa" w:w="1728"/>
           </w:tcPr>
           <w:p>
             <w:r/>
@@ -6540,11 +6572,106 @@
             </w:r>
           </w:p>
         </w:tc>
+        <w:tc>
+          <w:tcPr>
+            <w:tcW w:type="dxa" w:w="1728"/>
+          </w:tcPr>
+          <w:p>
+            <w:r/>
+            <w:r>
+              <w:rPr>
+                <w:rFonts w:ascii="Times New Roman" w:hAnsi="Times New Roman" w:cs="Times New Roman" w:eastAsia="Times New Roman"/>
+                <w:b w:val="0"/>
+                <w:i w:val="0"/>
+                <w:sz w:val="26"/>
+              </w:rPr>
+              <w:t>0</w:t>
+            </w:r>
+          </w:p>
+        </w:tc>
       </w:tr>
       <w:tr>
         <w:tc>
           <w:tcPr>
-            <w:tcW w:type="dxa" w:w="2160"/>
+            <w:tcW w:type="dxa" w:w="1728"/>
+          </w:tcPr>
+          <w:p>
+            <w:r/>
+          </w:p>
+        </w:tc>
+        <w:tc>
+          <w:tcPr>
+            <w:tcW w:type="dxa" w:w="1728"/>
+          </w:tcPr>
+          <w:p>
+            <w:r/>
+            <w:r>
+              <w:rPr>
+                <w:rFonts w:ascii="Times New Roman" w:hAnsi="Times New Roman" w:cs="Times New Roman" w:eastAsia="Times New Roman"/>
+                <w:b w:val="0"/>
+                <w:i w:val="0"/>
+                <w:sz w:val="26"/>
+              </w:rPr>
+              <w:t>B</w:t>
+            </w:r>
+          </w:p>
+        </w:tc>
+        <w:tc>
+          <w:tcPr>
+            <w:tcW w:type="dxa" w:w="1728"/>
+          </w:tcPr>
+          <w:p>
+            <w:r/>
+            <w:r>
+              <w:rPr>
+                <w:rFonts w:ascii="Times New Roman" w:hAnsi="Times New Roman" w:cs="Times New Roman" w:eastAsia="Times New Roman"/>
+                <w:b w:val="0"/>
+                <w:i w:val="0"/>
+                <w:sz w:val="26"/>
+              </w:rPr>
+              <w:t>116</w:t>
+            </w:r>
+          </w:p>
+        </w:tc>
+        <w:tc>
+          <w:tcPr>
+            <w:tcW w:type="dxa" w:w="1728"/>
+          </w:tcPr>
+          <w:p>
+            <w:r/>
+            <w:r>
+              <w:rPr>
+                <w:rFonts w:ascii="Times New Roman" w:hAnsi="Times New Roman" w:cs="Times New Roman" w:eastAsia="Times New Roman"/>
+                <w:b w:val="0"/>
+                <w:i w:val="0"/>
+                <w:sz w:val="26"/>
+              </w:rPr>
+              <w:t>0,62</w:t>
+            </w:r>
+          </w:p>
+        </w:tc>
+        <w:tc>
+          <w:tcPr>
+            <w:tcW w:type="dxa" w:w="1728"/>
+          </w:tcPr>
+          <w:p>
+            <w:r/>
+            <w:r>
+              <w:rPr>
+                <w:rFonts w:ascii="Times New Roman" w:hAnsi="Times New Roman" w:cs="Times New Roman" w:eastAsia="Times New Roman"/>
+                <w:b w:val="0"/>
+                <w:i w:val="0"/>
+                <w:sz w:val="26"/>
+              </w:rPr>
+              <w:t>1</w:t>
+            </w:r>
+          </w:p>
+        </w:tc>
+      </w:tr>
+      <w:tr>
+        <w:tc>
+          <w:tcPr>
+            <w:tcW w:type="dxa" w:w="1728"/>
           </w:tcPr>
           <w:p>
             <w:r/>
@@ -6561,7 +6688,24 @@
         </w:tc>
         <w:tc>
           <w:tcPr>
-            <w:tcW w:type="dxa" w:w="2160"/>
+            <w:tcW w:type="dxa" w:w="1728"/>
+          </w:tcPr>
+          <w:p>
+            <w:r/>
+            <w:r>
+              <w:rPr>
+                <w:rFonts w:ascii="Times New Roman" w:hAnsi="Times New Roman" w:cs="Times New Roman" w:eastAsia="Times New Roman"/>
+                <w:b w:val="0"/>
+                <w:i w:val="0"/>
+                <w:sz w:val="26"/>
+              </w:rPr>
+              <w:t>A</w:t>
+            </w:r>
+          </w:p>
+        </w:tc>
+        <w:tc>
+          <w:tcPr>
+            <w:tcW w:type="dxa" w:w="1728"/>
           </w:tcPr>
           <w:p>
             <w:r/>
@@ -6578,7 +6722,85 @@
         </w:tc>
         <w:tc>
           <w:tcPr>
-            <w:tcW w:type="dxa" w:w="2160"/>
+            <w:tcW w:type="dxa" w:w="1728"/>
+          </w:tcPr>
+          <w:p>
+            <w:r/>
+            <w:r>
+              <w:rPr>
+                <w:rFonts w:ascii="Times New Roman" w:hAnsi="Times New Roman" w:cs="Times New Roman" w:eastAsia="Times New Roman"/>
+                <w:b w:val="0"/>
+                <w:i w:val="0"/>
+                <w:sz w:val="26"/>
+              </w:rPr>
+              <w:t>0,99</w:t>
+            </w:r>
+          </w:p>
+        </w:tc>
+        <w:tc>
+          <w:tcPr>
+            <w:tcW w:type="dxa" w:w="1728"/>
+          </w:tcPr>
+          <w:p>
+            <w:r/>
+            <w:r>
+              <w:rPr>
+                <w:rFonts w:ascii="Times New Roman" w:hAnsi="Times New Roman" w:cs="Times New Roman" w:eastAsia="Times New Roman"/>
+                <w:b w:val="0"/>
+                <w:i w:val="0"/>
+                <w:sz w:val="26"/>
+              </w:rPr>
+              <w:t>2</w:t>
+            </w:r>
+          </w:p>
+        </w:tc>
+      </w:tr>
+      <w:tr>
+        <w:tc>
+          <w:tcPr>
+            <w:tcW w:type="dxa" w:w="1728"/>
+          </w:tcPr>
+          <w:p>
+            <w:r/>
+          </w:p>
+        </w:tc>
+        <w:tc>
+          <w:tcPr>
+            <w:tcW w:type="dxa" w:w="1728"/>
+          </w:tcPr>
+          <w:p>
+            <w:r/>
+            <w:r>
+              <w:rPr>
+                <w:rFonts w:ascii="Times New Roman" w:hAnsi="Times New Roman" w:cs="Times New Roman" w:eastAsia="Times New Roman"/>
+                <w:b w:val="0"/>
+                <w:i w:val="0"/>
+                <w:sz w:val="26"/>
+              </w:rPr>
+              <w:t>B</w:t>
+            </w:r>
+          </w:p>
+        </w:tc>
+        <w:tc>
+          <w:tcPr>
+            <w:tcW w:type="dxa" w:w="1728"/>
+          </w:tcPr>
+          <w:p>
+            <w:r/>
+            <w:r>
+              <w:rPr>
+                <w:rFonts w:ascii="Times New Roman" w:hAnsi="Times New Roman" w:cs="Times New Roman" w:eastAsia="Times New Roman"/>
+                <w:b w:val="0"/>
+                <w:i w:val="0"/>
+                <w:sz w:val="26"/>
+              </w:rPr>
+              <w:t>1.959</w:t>
+            </w:r>
+          </w:p>
+        </w:tc>
+        <w:tc>
+          <w:tcPr>
+            <w:tcW w:type="dxa" w:w="1728"/>
           </w:tcPr>
           <w:p>
             <w:r/>
@@ -6595,7 +6817,7 @@
         </w:tc>
         <w:tc>
           <w:tcPr>
-            <w:tcW w:type="dxa" w:w="2160"/>
+            <w:tcW w:type="dxa" w:w="1728"/>
           </w:tcPr>
           <w:p>
             <w:r/>
@@ -6606,7 +6828,7 @@
                 <w:i w:val="0"/>
                 <w:sz w:val="26"/>
               </w:rPr>
-              <w:t>0,99</w:t>
+              <w:t>101</w:t>
             </w:r>
           </w:p>
         </w:tc>
@@ -6614,7 +6836,7 @@
       <w:tr>
         <w:tc>
           <w:tcPr>
-            <w:tcW w:type="dxa" w:w="2160"/>
+            <w:tcW w:type="dxa" w:w="1728"/>
           </w:tcPr>
           <w:p>
             <w:r/>
@@ -6631,7 +6853,24 @@
         </w:tc>
         <w:tc>
           <w:tcPr>
-            <w:tcW w:type="dxa" w:w="2160"/>
+            <w:tcW w:type="dxa" w:w="1728"/>
+          </w:tcPr>
+          <w:p>
+            <w:r/>
+            <w:r>
+              <w:rPr>
+                <w:rFonts w:ascii="Times New Roman" w:hAnsi="Times New Roman" w:cs="Times New Roman" w:eastAsia="Times New Roman"/>
+                <w:b w:val="0"/>
+                <w:i w:val="0"/>
+                <w:sz w:val="26"/>
+              </w:rPr>
+              <w:t>A</w:t>
+            </w:r>
+          </w:p>
+        </w:tc>
+        <w:tc>
+          <w:tcPr>
+            <w:tcW w:type="dxa" w:w="1728"/>
           </w:tcPr>
           <w:p>
             <w:r/>
@@ -6648,24 +6887,7 @@
         </w:tc>
         <w:tc>
           <w:tcPr>
-            <w:tcW w:type="dxa" w:w="2160"/>
-          </w:tcPr>
-          <w:p>
-            <w:r/>
-            <w:r>
-              <w:rPr>
-                <w:rFonts w:ascii="Times New Roman" w:hAnsi="Times New Roman" w:cs="Times New Roman" w:eastAsia="Times New Roman"/>
-                <w:b w:val="0"/>
-                <w:i w:val="0"/>
-                <w:sz w:val="26"/>
-              </w:rPr>
-              <w:t>0,83</w:t>
-            </w:r>
-          </w:p>
-        </w:tc>
-        <w:tc>
-          <w:tcPr>
-            <w:tcW w:type="dxa" w:w="2160"/>
+            <w:tcW w:type="dxa" w:w="1728"/>
           </w:tcPr>
           <w:p>
             <w:r/>
@@ -6680,6 +6902,101 @@
             </w:r>
           </w:p>
         </w:tc>
+        <w:tc>
+          <w:tcPr>
+            <w:tcW w:type="dxa" w:w="1728"/>
+          </w:tcPr>
+          <w:p>
+            <w:r/>
+            <w:r>
+              <w:rPr>
+                <w:rFonts w:ascii="Times New Roman" w:hAnsi="Times New Roman" w:cs="Times New Roman" w:eastAsia="Times New Roman"/>
+                <w:b w:val="0"/>
+                <w:i w:val="0"/>
+                <w:sz w:val="26"/>
+              </w:rPr>
+              <w:t>0</w:t>
+            </w:r>
+          </w:p>
+        </w:tc>
+      </w:tr>
+      <w:tr>
+        <w:tc>
+          <w:tcPr>
+            <w:tcW w:type="dxa" w:w="1728"/>
+          </w:tcPr>
+          <w:p>
+            <w:r/>
+          </w:p>
+        </w:tc>
+        <w:tc>
+          <w:tcPr>
+            <w:tcW w:type="dxa" w:w="1728"/>
+          </w:tcPr>
+          <w:p>
+            <w:r/>
+            <w:r>
+              <w:rPr>
+                <w:rFonts w:ascii="Times New Roman" w:hAnsi="Times New Roman" w:cs="Times New Roman" w:eastAsia="Times New Roman"/>
+                <w:b w:val="0"/>
+                <w:i w:val="0"/>
+                <w:sz w:val="26"/>
+              </w:rPr>
+              <w:t>B</w:t>
+            </w:r>
+          </w:p>
+        </w:tc>
+        <w:tc>
+          <w:tcPr>
+            <w:tcW w:type="dxa" w:w="1728"/>
+          </w:tcPr>
+          <w:p>
+            <w:r/>
+            <w:r>
+              <w:rPr>
+                <w:rFonts w:ascii="Times New Roman" w:hAnsi="Times New Roman" w:cs="Times New Roman" w:eastAsia="Times New Roman"/>
+                <w:b w:val="0"/>
+                <w:i w:val="0"/>
+                <w:sz w:val="26"/>
+              </w:rPr>
+              <w:t>248</w:t>
+            </w:r>
+          </w:p>
+        </w:tc>
+        <w:tc>
+          <w:tcPr>
+            <w:tcW w:type="dxa" w:w="1728"/>
+          </w:tcPr>
+          <w:p>
+            <w:r/>
+            <w:r>
+              <w:rPr>
+                <w:rFonts w:ascii="Times New Roman" w:hAnsi="Times New Roman" w:cs="Times New Roman" w:eastAsia="Times New Roman"/>
+                <w:b w:val="0"/>
+                <w:i w:val="0"/>
+                <w:sz w:val="26"/>
+              </w:rPr>
+              <w:t>0,96</w:t>
+            </w:r>
+          </w:p>
+        </w:tc>
+        <w:tc>
+          <w:tcPr>
+            <w:tcW w:type="dxa" w:w="1728"/>
+          </w:tcPr>
+          <w:p>
+            <w:r/>
+            <w:r>
+              <w:rPr>
+                <w:rFonts w:ascii="Times New Roman" w:hAnsi="Times New Roman" w:cs="Times New Roman" w:eastAsia="Times New Roman"/>
+                <w:b w:val="0"/>
+                <w:i w:val="0"/>
+                <w:sz w:val="26"/>
+              </w:rPr>
+              <w:t>21</w:t>
+            </w:r>
+          </w:p>
+        </w:tc>
       </w:tr>
     </w:tbl>
     <w:p>
@@ -6693,7 +7010,7 @@
           <w:i w:val="0"/>
           <w:sz w:val="26"/>
         </w:rPr>
-        <w:t>Một đặc điểm quan trọng nằm ở tầng luật. Trên tổng cộng khoảng 2.450 mẫu của các bộ dữ liệu công khai, tầng luật chỉ tạo ra một trường hợp cảnh báo nhầm (false positive), tức gần như không bao giờ chặn nhầm một yêu cầu hợp lệ. Đây là lựa chọn thiết kế có chủ đích, bởi trong hệ thống điều khiển thiết bị IoT, việc chặn nhầm một lệnh hợp lệ gây ảnh hưởng nghiêm trọng tới khả năng sử dụng. Do đó tầng luật được giữ hẹp để ưu tiên precision, đóng vai trò bộ lọc nhanh cho các mẫu tấn công hiển nhiên, còn nhiệm vụ phân loại các trường hợp mơ hồ được giao cho tầng LLM.</w:t>
+        <w:t>Bảng 3.5 cho thấy bản chất của sự đánh đổi nằm ở lượng lưu lượng được đưa tới tầng LLM. Theo chiến lược A, chỉ một phần nhỏ yêu cầu được chuyển tiếp, và trên tập nhỏ đó tầng LLM đạt recall gần như tuyệt đối với hầu như không có cảnh báo nhầm, nhưng chính vì tập này nhỏ nên nhiều mẫu injection bị bỏ sót ngay ở tầng luật. Theo chiến lược B, gần như toàn bộ yêu cầu được chuyển tiếp, nhờ đó tầng LLM bắt được nhiều mẫu injection hơn hẳn, song cũng chính vì phải phán xét cả những yêu cầu hợp lệ mà nó tạo ra nhiều cảnh báo nhầm hơn, rõ nhất là 101 trường hợp trên bộ safeguard.</w:t>
       </w:r>
     </w:p>
     <w:p>
@@ -6707,7 +7024,21 @@
           <w:i w:val="0"/>
           <w:sz w:val="26"/>
         </w:rPr>
-        <w:t>Hệ quả của lựa chọn này là recall tổng thể bị giới hạn bởi số lượng trường hợp được escalate, vì nhiều mẫu injection tinh vi hoặc thuộc ngôn ngữ khác tiếng Anh bị tầng luật xem là an toàn và không được chuyển tiếp tới tầng LLM. Đây không phải là khuyết điểm kỹ thuật mà là sự đánh đổi có ý thức giữa mức độ an toàn và khả năng sử dụng của hệ thống với độ phủ phát hiện. Việc sử dụng một mô hình ngôn ngữ mạnh hơn ở tầng hai là hướng trực tiếp để nâng độ phủ mà vẫn giữ được precision cao.</w:t>
+        <w:t>Một đặc điểm quan trọng nằm ở tầng luật, chung cho cả hai chiến lược. Trên tổng cộng khoảng 2.450 mẫu của các bộ dữ liệu công khai, tầng luật chỉ tạo ra một trường hợp cảnh báo nhầm, tức gần như không bao giờ chặn nhầm một yêu cầu hợp lệ. Đây là lựa chọn thiết kế có chủ đích, bởi trong hệ thống điều khiển thiết bị IoT, việc chặn nhầm một lệnh hợp lệ gây ảnh hưởng nghiêm trọng tới khả năng sử dụng. Do đó tầng luật được giữ hẹp để ưu tiên precision, đóng vai trò bộ lọc nhanh cho các mẫu tấn công hiển nhiên, còn nhiệm vụ phân loại các trường hợp còn lại được giao cho tầng LLM theo chiến lược chuyển tiếp đã chọn.</w:t>
+      </w:r>
+    </w:p>
+    <w:p>
+      <w:pPr>
+        <w:ind w:firstLine="720"/>
+      </w:pPr>
+      <w:r>
+        <w:rPr>
+          <w:rFonts w:ascii="Times New Roman" w:hAnsi="Times New Roman" w:cs="Times New Roman" w:eastAsia="Times New Roman"/>
+          <w:b w:val="0"/>
+          <w:i w:val="0"/>
+          <w:sz w:val="26"/>
+        </w:rPr>
+        <w:t>Tổng hợp lại, việc lựa chọn giữa hai chiến lược là một quyết định vận hành tùy theo mức độ chấp nhận rủi ro. Chiến lược A phù hợp khi độ trễ và khả năng sử dụng được ưu tiên, chấp nhận bỏ sót một phần mẫu injection tinh vi để đổi lấy chi phí thấp và gần như không có cảnh báo nhầm. Chiến lược B phù hợp khi độ phủ phát hiện được ưu tiên, chẳng hạn với hệ thống điều khiển thiết bị mà một mẫu injection lọt lưới có thể gây hậu quả vật lý, đánh đổi bằng chi phí gọi LLM cao hơn và một tỷ lệ cảnh báo nhầm cần được rà soát. Chi phí và độ trễ cụ thể của hai chiến lược được phân tích ở mục 3.4.3.</w:t>
       </w:r>
     </w:p>
     <w:p>
@@ -6732,7 +7063,7 @@
           <w:i w:val="0"/>
           <w:sz w:val="26"/>
         </w:rPr>
-        <w:t>Về khả năng tích hợp framework agent, middleware được ghép với LangChain bằng cách bọc lớp công cụ điều khiển mà không phải sửa đổi mô hình ngôn ngữ. Cùng một middleware vận hành được với hai backend khác nhau, gồm một mô hình gọi qua API và một mô hình cục bộ chạy qua Ollama, chỉ thông qua một factory dựng mô hình. Điều này cho thấy middleware độc lập với mô hình và framework cụ thể, đáp ứng yêu cầu tích hợp đã nêu ở mục 2.4.2.</w:t>
+        <w:t>Về khả năng tích hợp framework agent, middleware được ghép với LangChain bằng cách bọc lớp công cụ điều khiển mà không phải sửa đổi mô hình ngôn ngữ. Tầng LLM được đặt sau một factory dựng mô hình, nên có thể thay mô hình hoặc backend khác mà không phải sửa phần còn lại của hệ thống. Điều này cho thấy middleware độc lập với mô hình và framework cụ thể, đáp ứng yêu cầu tích hợp đã nêu ở mục 2.4.2.</w:t>
       </w:r>
     </w:p>
     <w:p>
@@ -6760,7 +7091,7 @@
           <w:i w:val="0"/>
           <w:sz w:val="26"/>
         </w:rPr>
-        <w:t>Về hiệu năng, nhờ thiết kế hai tầng, chỉ một phần nhỏ yêu cầu phải gọi tới tầng LLM tốn kém, còn phần lớn được tầng luật giải quyết ngay với chi phí thấp. Ví dụ trên bộ safeguard gồm 2.060 mẫu, chỉ khoảng 110 mẫu tương ứng khoảng 5% phải chuyển tới tầng LLM, phần còn lại được xử lý bằng bộ lọc luật. Nhờ đó độ trễ và chi phí tăng thêm do middleware được giữ ở mức chấp nhận được, phù hợp với yêu cầu phi chức năng đã phân tích.</w:t>
+        <w:t>Về hiệu năng, chi phí tăng thêm do middleware phụ thuộc chủ yếu vào tỷ lệ yêu cầu phải gọi tới tầng LLM, và đây chính là điểm khác biệt giữa hai chiến lược chuyển tiếp. Tầng luật xử lý mỗi yêu cầu gần như tức thời, trong khi mỗi lần gọi tầng LLM tốn khoảng 1,5 giây theo đo đạc thực nghiệm. Theo chiến lược A, chỉ một phần nhỏ yêu cầu được chuyển tiếp, ví dụ khoảng 5% trên bộ safeguard, phần lớn còn lại được tầng luật giải quyết ngay nên độ trễ trung bình được giữ ở mức thấp. Theo chiến lược B, gần như mọi yêu cầu đều phải qua tầng LLM, ví dụ khoảng 95% trên bộ safeguard, nên độ trễ trung bình xấp xỉ chi phí một lần gọi LLM. Đây là hệ quả trực tiếp của sự đánh đổi đã phân tích ở mục 3.4.2, trong đó chiến lược A giữ độ trễ và chi phí ở mức thấp, còn chiến lược B chấp nhận độ trễ cao hơn để đổi lấy độ phủ phát hiện lớn hơn.</w:t>
       </w:r>
     </w:p>
     <w:p>
